--- a/Documentation/User-Guide.docx
+++ b/Documentation/User-Guide.docx
@@ -98,7 +98,7 @@
                 <w:color w:val="CFE0F1"/>
                 <w:sz w:val="21"/>
               </w:rPr>
-              <w:t>Documentation set of October 9, 2026</w:t>
+              <w:t>Documentation set of October 10, 2026</w:t>
             </w:r>
           </w:p>
           <w:p>
@@ -5311,7 +5311,7 @@
       <w:r>
         <w:drawing>
           <wp:inline>
-            <wp:extent cx="2996160" cy="5669280"/>
+            <wp:extent cx="3178318" cy="5669280"/>
             <wp:effectExtent b="0" l="0" r="0" t="0"/>
             <wp:docPr descr="The complete Intake pipeline." title="" id="47" name="Picture"/>
             <a:graphic>
@@ -5332,7 +5332,7 @@
                   <pic:spPr bwMode="auto">
                     <a:xfrm>
                       <a:off x="0" y="0"/>
-                      <a:ext cx="2996160" cy="5669280"/>
+                      <a:ext cx="3178318" cy="5669280"/>
                     </a:xfrm>
                     <a:prstGeom prst="rect">
                       <a:avLst/>
@@ -6159,7 +6159,7 @@
               <w:rPr>
                 <w:sz w:val="17"/>
               </w:rPr>
-              <w:t xml:space="preserve">After a release is moved into Ready for Media Library, moves the original files it was made from (the parts that were merged, or the unconverted source of a single file) to the Trash and logs them. The finished file is never touched.</w:t>
+              <w:t xml:space="preserve">After a release is moved into Ready for Media Library, moves the original files it was made from (the parts that were merged, or the unconverted source when the Queue converted a file) to the Trash and logs them. The finished file is never touched. This applies to Queue runs only; it does not apply to a file you tag with Edit and Save (see 5.4).</w:t>
             </w:r>
           </w:p>
         </w:tc>
@@ -6784,49 +6784,43 @@
         <w:pStyle w:val="Compact"/>
       </w:pPr>
       <w:r>
-        <w:t xml:space="preserve">Cleanup actions are written to</w:t>
-      </w:r>
-      <w:r>
-        <w:t xml:space="preserve"> </w:t>
-      </w:r>
-      <w:r>
-        <w:rPr>
-          <w:rStyle w:val="VerbatimChar"/>
-        </w:rPr>
-        <w:t xml:space="preserve">Removed Empty Folders.txt</w:t>
-      </w:r>
-      <w:r>
-        <w:t xml:space="preserve"> </w:t>
-      </w:r>
-      <w:r>
-        <w:t xml:space="preserve">and</w:t>
-      </w:r>
-      <w:r>
-        <w:t xml:space="preserve"> </w:t>
-      </w:r>
-      <w:r>
-        <w:rPr>
-          <w:rStyle w:val="VerbatimChar"/>
-        </w:rPr>
-        <w:t xml:space="preserve">Cleaned Up Processed Files.txt</w:t>
-      </w:r>
-      <w:r>
-        <w:t xml:space="preserve"> </w:t>
-      </w:r>
-      <w:r>
-        <w:t xml:space="preserve">in</w:t>
-      </w:r>
-      <w:r>
-        <w:t xml:space="preserve"> </w:t>
-      </w:r>
-      <w:r>
-        <w:rPr>
-          <w:rStyle w:val="VerbatimChar"/>
-        </w:rPr>
-        <w:t xml:space="preserve">~/Library/Application Support/M3/</w:t>
-      </w:r>
-      <w:r>
-        <w:t xml:space="preserve">.</w:t>
+        <w:rPr>
+          <w:bCs/>
+          <w:b/>
+        </w:rPr>
+        <w:t xml:space="preserve">Tagging a single file with Edit and Save works in place.</w:t>
+      </w:r>
+      <w:r>
+        <w:t xml:space="preserve"> </w:t>
+      </w:r>
+      <w:r>
+        <w:t xml:space="preserve">The tags are written into the file itself, the file may be renamed, and its folder is moved into</w:t>
+      </w:r>
+      <w:r>
+        <w:t xml:space="preserve"> </w:t>
+      </w:r>
+      <w:r>
+        <w:rPr>
+          <w:bCs/>
+          <w:b/>
+        </w:rPr>
+        <w:t xml:space="preserve">Ready for Media Library</w:t>
+      </w:r>
+      <w:r>
+        <w:t xml:space="preserve">. M3 does not keep a copy of the original and nothing is sent to the Trash, so the previous tags cannot be restored afterwards. If you want a backup, copy the file before you save. (Queue merges keep their parts unless you turn on</w:t>
+      </w:r>
+      <w:r>
+        <w:t xml:space="preserve"> </w:t>
+      </w:r>
+      <w:r>
+        <w:rPr>
+          <w:bCs/>
+          <w:b/>
+        </w:rPr>
+        <w:t xml:space="preserve">Clean up processed files</w:t>
+      </w:r>
+      <w:r>
+        <w:t xml:space="preserve">.)</w:t>
       </w:r>
     </w:p>
     <w:p>
@@ -6838,7 +6832,49 @@
         <w:pStyle w:val="Compact"/>
       </w:pPr>
       <w:r>
-        <w:t xml:space="preserve">A failed move (disk full, drive disconnected) cleans up after itself and offers another location.</w:t>
+        <w:t xml:space="preserve">Cleanup actions are written to</w:t>
+      </w:r>
+      <w:r>
+        <w:t xml:space="preserve"> </w:t>
+      </w:r>
+      <w:r>
+        <w:rPr>
+          <w:rStyle w:val="VerbatimChar"/>
+        </w:rPr>
+        <w:t xml:space="preserve">Removed Empty Folders.txt</w:t>
+      </w:r>
+      <w:r>
+        <w:t xml:space="preserve"> </w:t>
+      </w:r>
+      <w:r>
+        <w:t xml:space="preserve">and</w:t>
+      </w:r>
+      <w:r>
+        <w:t xml:space="preserve"> </w:t>
+      </w:r>
+      <w:r>
+        <w:rPr>
+          <w:rStyle w:val="VerbatimChar"/>
+        </w:rPr>
+        <w:t xml:space="preserve">Cleaned Up Processed Files.txt</w:t>
+      </w:r>
+      <w:r>
+        <w:t xml:space="preserve"> </w:t>
+      </w:r>
+      <w:r>
+        <w:t xml:space="preserve">in</w:t>
+      </w:r>
+      <w:r>
+        <w:t xml:space="preserve"> </w:t>
+      </w:r>
+      <w:r>
+        <w:rPr>
+          <w:rStyle w:val="VerbatimChar"/>
+        </w:rPr>
+        <w:t xml:space="preserve">~/Library/Application Support/M3/</w:t>
+      </w:r>
+      <w:r>
+        <w:t xml:space="preserve">.</w:t>
       </w:r>
     </w:p>
     <w:p>
@@ -6850,6 +6886,18 @@
         <w:pStyle w:val="Compact"/>
       </w:pPr>
       <w:r>
+        <w:t xml:space="preserve">A failed move (disk full, drive disconnected) cleans up after itself and offers another location.</w:t>
+      </w:r>
+    </w:p>
+    <w:p>
+      <w:pPr>
+        <w:numPr>
+          <w:ilvl w:val="0"/>
+          <w:numId w:val="1009"/>
+        </w:numPr>
+        <w:pStyle w:val="Compact"/>
+      </w:pPr>
+      <w:r>
         <w:t xml:space="preserve">Parts are kept after a merge unless you turn on</w:t>
       </w:r>
       <w:r>
@@ -6938,6 +6986,63 @@
         <w:t xml:space="preserve">Save &amp; Close</w:t>
       </w:r>
       <w:r>
+        <w:t xml:space="preserve">. The file is changed in place and moved to</w:t>
+      </w:r>
+      <w:r>
+        <w:t xml:space="preserve"> </w:t>
+      </w:r>
+      <w:r>
+        <w:rPr>
+          <w:bCs/>
+          <w:b/>
+        </w:rPr>
+        <w:t xml:space="preserve">Ready for Media Library</w:t>
+      </w:r>
+      <w:r>
+        <w:t xml:space="preserve">; no original is kept and nothing goes to the Trash.</w:t>
+      </w:r>
+    </w:p>
+    <w:p>
+      <w:pPr>
+        <w:pStyle w:val="BodyText"/>
+      </w:pPr>
+      <w:r>
+        <w:rPr>
+          <w:bCs/>
+          <w:b/>
+        </w:rPr>
+        <w:t xml:space="preserve">Process a download automatically.</w:t>
+      </w:r>
+      <w:r>
+        <w:t xml:space="preserve"> </w:t>
+      </w:r>
+      <w:r>
+        <w:t xml:space="preserve">Add the Incoming Folder, tick</w:t>
+      </w:r>
+      <w:r>
+        <w:t xml:space="preserve"> </w:t>
+      </w:r>
+      <w:r>
+        <w:rPr>
+          <w:bCs/>
+          <w:b/>
+        </w:rPr>
+        <w:t xml:space="preserve">Automatically watch</w:t>
+      </w:r>
+      <w:r>
+        <w:t xml:space="preserve">, optionally tick the auto-approve and auto-merge options. New downloads appear in the Queue; open any row that shows a waiting state; click</w:t>
+      </w:r>
+      <w:r>
+        <w:t xml:space="preserve"> </w:t>
+      </w:r>
+      <w:r>
+        <w:rPr>
+          <w:bCs/>
+          <w:b/>
+        </w:rPr>
+        <w:t xml:space="preserve">Start</w:t>
+      </w:r>
+      <w:r>
         <w:t xml:space="preserve">.</w:t>
       </w:r>
     </w:p>
@@ -6950,36 +7055,100 @@
           <w:bCs/>
           <w:b/>
         </w:rPr>
-        <w:t xml:space="preserve">Process a download automatically.</w:t>
-      </w:r>
-      <w:r>
-        <w:t xml:space="preserve"> </w:t>
-      </w:r>
-      <w:r>
-        <w:t xml:space="preserve">Add the Incoming Folder, tick</w:t>
-      </w:r>
-      <w:r>
-        <w:t xml:space="preserve"> </w:t>
-      </w:r>
-      <w:r>
-        <w:rPr>
-          <w:bCs/>
-          <w:b/>
-        </w:rPr>
-        <w:t xml:space="preserve">Automatically watch</w:t>
-      </w:r>
-      <w:r>
-        <w:t xml:space="preserve">, optionally tick the auto-approve and auto-merge options. New downloads appear in the Queue; open any row that shows a waiting state; click</w:t>
-      </w:r>
-      <w:r>
-        <w:t xml:space="preserve"> </w:t>
-      </w:r>
-      <w:r>
-        <w:rPr>
-          <w:bCs/>
-          <w:b/>
-        </w:rPr>
-        <w:t xml:space="preserve">Start</w:t>
+        <w:t xml:space="preserve">Merge parts by hand.</w:t>
+      </w:r>
+      <w:r>
+        <w:t xml:space="preserve"> </w:t>
+      </w:r>
+      <w:r>
+        <w:t xml:space="preserve">Add the parts to the Movies Queue, select them, click</w:t>
+      </w:r>
+      <w:r>
+        <w:t xml:space="preserve"> </w:t>
+      </w:r>
+      <w:r>
+        <w:rPr>
+          <w:bCs/>
+          <w:b/>
+        </w:rPr>
+        <w:t xml:space="preserve">Merge</w:t>
+      </w:r>
+      <w:r>
+        <w:t xml:space="preserve">, drag them into order, confirm, and choose where to save.</w:t>
+      </w:r>
+    </w:p>
+    <w:p>
+      <w:pPr>
+        <w:pStyle w:val="BodyText"/>
+      </w:pPr>
+      <w:r>
+        <w:rPr>
+          <w:bCs/>
+          <w:b/>
+        </w:rPr>
+        <w:t xml:space="preserve">Handle TV episodes.</w:t>
+      </w:r>
+      <w:r>
+        <w:t xml:space="preserve"> </w:t>
+      </w:r>
+      <w:r>
+        <w:t xml:space="preserve">Episodes found by Intake go to the TV Shows Queue. Turn on</w:t>
+      </w:r>
+      <w:r>
+        <w:t xml:space="preserve"> </w:t>
+      </w:r>
+      <w:r>
+        <w:rPr>
+          <w:bCs/>
+          <w:b/>
+        </w:rPr>
+        <w:t xml:space="preserve">Organize into Show/Season folders</w:t>
+      </w:r>
+      <w:r>
+        <w:t xml:space="preserve"> </w:t>
+      </w:r>
+      <w:r>
+        <w:t xml:space="preserve">under Preferences → Filename to have them filed as</w:t>
+      </w:r>
+      <w:r>
+        <w:t xml:space="preserve"> </w:t>
+      </w:r>
+      <w:r>
+        <w:rPr>
+          <w:rStyle w:val="VerbatimChar"/>
+        </w:rPr>
+        <w:t xml:space="preserve">Show/Season 01/…</w:t>
+      </w:r>
+      <w:r>
+        <w:t xml:space="preserve">. Files you drop into a Queue by hand stay in the Queue where you dropped them.</w:t>
+      </w:r>
+    </w:p>
+    <w:p>
+      <w:pPr>
+        <w:pStyle w:val="BodyText"/>
+      </w:pPr>
+      <w:r>
+        <w:rPr>
+          <w:bCs/>
+          <w:b/>
+        </w:rPr>
+        <w:t xml:space="preserve">Find files that need tagging.</w:t>
+      </w:r>
+      <w:r>
+        <w:t xml:space="preserve"> </w:t>
+      </w:r>
+      <w:r>
+        <w:t xml:space="preserve">Welcome window →</w:t>
+      </w:r>
+      <w:r>
+        <w:t xml:space="preserve"> </w:t>
+      </w:r>
+      <w:r>
+        <w:rPr>
+          <w:bCs/>
+          <w:b/>
+        </w:rPr>
+        <w:t xml:space="preserve">Scan Library for Missing Metadata</w:t>
       </w:r>
       <w:r>
         <w:t xml:space="preserve">.</w:t>
@@ -6994,121 +7163,13 @@
           <w:bCs/>
           <w:b/>
         </w:rPr>
-        <w:t xml:space="preserve">Merge parts by hand.</w:t>
-      </w:r>
-      <w:r>
-        <w:t xml:space="preserve"> </w:t>
-      </w:r>
-      <w:r>
-        <w:t xml:space="preserve">Add the parts to the Movies Queue, select them, click</w:t>
-      </w:r>
-      <w:r>
-        <w:t xml:space="preserve"> </w:t>
-      </w:r>
-      <w:r>
-        <w:rPr>
-          <w:bCs/>
-          <w:b/>
-        </w:rPr>
-        <w:t xml:space="preserve">Merge</w:t>
-      </w:r>
-      <w:r>
-        <w:t xml:space="preserve">, drag them into order, confirm, and choose where to save.</w:t>
-      </w:r>
-    </w:p>
-    <w:p>
-      <w:pPr>
-        <w:pStyle w:val="BodyText"/>
-      </w:pPr>
-      <w:r>
-        <w:rPr>
-          <w:bCs/>
-          <w:b/>
-        </w:rPr>
-        <w:t xml:space="preserve">Handle TV episodes.</w:t>
-      </w:r>
-      <w:r>
-        <w:t xml:space="preserve"> </w:t>
-      </w:r>
-      <w:r>
-        <w:t xml:space="preserve">Episodes found by Intake go to the TV Shows Queue. Turn on</w:t>
-      </w:r>
-      <w:r>
-        <w:t xml:space="preserve"> </w:t>
-      </w:r>
-      <w:r>
-        <w:rPr>
-          <w:bCs/>
-          <w:b/>
-        </w:rPr>
-        <w:t xml:space="preserve">Organize into Show/Season folders</w:t>
-      </w:r>
-      <w:r>
-        <w:t xml:space="preserve"> </w:t>
-      </w:r>
-      <w:r>
-        <w:t xml:space="preserve">under Preferences → Filename to have them filed as</w:t>
-      </w:r>
-      <w:r>
-        <w:t xml:space="preserve"> </w:t>
-      </w:r>
-      <w:r>
-        <w:rPr>
-          <w:rStyle w:val="VerbatimChar"/>
-        </w:rPr>
-        <w:t xml:space="preserve">Show/Season 01/…</w:t>
-      </w:r>
-      <w:r>
-        <w:t xml:space="preserve">. Files you drop into a Queue by hand stay in the Queue where you dropped them.</w:t>
-      </w:r>
-    </w:p>
-    <w:p>
-      <w:pPr>
-        <w:pStyle w:val="BodyText"/>
-      </w:pPr>
-      <w:r>
-        <w:rPr>
-          <w:bCs/>
-          <w:b/>
-        </w:rPr>
-        <w:t xml:space="preserve">Find files that need tagging.</w:t>
-      </w:r>
-      <w:r>
-        <w:t xml:space="preserve"> </w:t>
-      </w:r>
-      <w:r>
-        <w:t xml:space="preserve">Welcome window →</w:t>
-      </w:r>
-      <w:r>
-        <w:t xml:space="preserve"> </w:t>
-      </w:r>
-      <w:r>
-        <w:rPr>
-          <w:bCs/>
-          <w:b/>
-        </w:rPr>
-        <w:t xml:space="preserve">Scan Library for Missing Metadata</w:t>
-      </w:r>
-      <w:r>
-        <w:t xml:space="preserve">.</w:t>
-      </w:r>
-    </w:p>
-    <w:p>
-      <w:pPr>
-        <w:pStyle w:val="BodyText"/>
-      </w:pPr>
-      <w:r>
-        <w:rPr>
-          <w:bCs/>
-          <w:b/>
-        </w:rPr>
         <w:t xml:space="preserve">Undo a mistake.</w:t>
       </w:r>
       <w:r>
         <w:t xml:space="preserve"> </w:t>
       </w:r>
       <w:r>
-        <w:t xml:space="preserve">In the editor use</w:t>
+        <w:t xml:space="preserve">Before you save, use</w:t>
       </w:r>
       <w:r>
         <w:t xml:space="preserve"> </w:t>
@@ -7121,7 +7182,42 @@
         <w:t xml:space="preserve">Edit → Undo</w:t>
       </w:r>
       <w:r>
-        <w:t xml:space="preserve">. For files moved by cleanup, open the Trash and choose</w:t>
+        <w:t xml:space="preserve"> </w:t>
+      </w:r>
+      <w:r>
+        <w:t xml:space="preserve">in the editor. After</w:t>
+      </w:r>
+      <w:r>
+        <w:t xml:space="preserve"> </w:t>
+      </w:r>
+      <w:r>
+        <w:rPr>
+          <w:bCs/>
+          <w:b/>
+        </w:rPr>
+        <w:t xml:space="preserve">Save</w:t>
+      </w:r>
+      <w:r>
+        <w:t xml:space="preserve"> </w:t>
+      </w:r>
+      <w:r>
+        <w:t xml:space="preserve">or</w:t>
+      </w:r>
+      <w:r>
+        <w:t xml:space="preserve"> </w:t>
+      </w:r>
+      <w:r>
+        <w:rPr>
+          <w:bCs/>
+          <w:b/>
+        </w:rPr>
+        <w:t xml:space="preserve">Save &amp; Close</w:t>
+      </w:r>
+      <w:r>
+        <w:t xml:space="preserve"> </w:t>
+      </w:r>
+      <w:r>
+        <w:t xml:space="preserve">a single file cannot be restored by M3, because it was edited in place; use your own backup. For files moved by the Queue's cleanup options, open the Trash and choose</w:t>
       </w:r>
       <w:r>
         <w:t xml:space="preserve"> </w:t>
@@ -8679,7 +8775,7 @@
         <w:color w:val="6B7B8B"/>
         <w:sz w:val="15"/>
       </w:rPr>
-      <w:t>Documentation set of October 9, 2026</w:t>
+      <w:t>Documentation set of October 10, 2026</w:t>
     </w:r>
   </w:p>
 </w:hdr>
